--- a/paper/manuscript/paper2/paper2.docx
+++ b/paper/manuscript/paper2/paper2.docx
@@ -1796,7 +1796,7 @@
         <w:pStyle w:val="FirstParagraph"/>
       </w:pPr>
       <w:r>
-        <w:t xml:space="preserve">Should a cancer drug be given continuously, or with planned breaks? Trials disagree. In melanoma, a randomised trial found continuous dosing better, while mouse experiments had pointed the other way. In glioblastoma, a regimen designed to give twice as much drug, in order to exhaust a repair protein that protects cells, did no better than the standard one.</w:t>
+        <w:t xml:space="preserve">Should a cancer drug be given continuously, or with planned breaks? Trials disagree. In melanoma, a randomised trial found continuous dosing better, while mouse experiments had pointed the other way. In glioblastoma, a regimen giving twice as much drug, to exhaust a repair protein that protects cells, did no better than the standard one.</w:t>
       </w:r>
     </w:p>
     <w:p>
@@ -1804,7 +1804,7 @@
         <w:pStyle w:val="BodyText"/>
       </w:pPr>
       <w:r>
-        <w:t xml:space="preserve">We asked what a model of individual cells has to assume to produce each of these results. In our model a cell is resistant because of which genes it happens to be expressing, a state it passes to its daughters, rather than because it belongs to an abstract</w:t>
+        <w:t xml:space="preserve">We asked what a model of individual cells has to assume to produce each result. Here a cell is resistant because of which genes it happens to be expressing, a state it passes to its daughters, rather than because it belongs to an abstract</w:t>
       </w:r>
       <w:r>
         <w:t xml:space="preserve"> </w:t>
@@ -1819,7 +1819,7 @@
         <w:t xml:space="preserve">”</w:t>
       </w:r>
       <w:r>
-        <w:t xml:space="preserve">. That makes the assumptions concrete enough to be measured in the laboratory.</w:t>
+        <w:t xml:space="preserve">. That makes the assumptions concrete enough to measure.</w:t>
       </w:r>
     </w:p>
     <w:p>
@@ -1827,7 +1827,7 @@
         <w:pStyle w:val="BodyText"/>
       </w:pPr>
       <w:r>
-        <w:t xml:space="preserve">Three properties of resistant cells decide whether breaks help: how fast they grow while the drug is present, how well they do without it, and whether the drug itself locks the resistant state in place. Set those three, and the model produces either answer — which is why the trials disagreeing is not a paradox. For glioblastoma, the model says the trial’s negative result puts a limit on how fast the drug uses up the repair protein, but only in tumours where that protein is common; where it is rare, the model disagrees with the trial for a different reason, and we say so.</w:t>
+        <w:t xml:space="preserve">Three properties decide whether breaks help: how fast resistant cells grow under the drug, how well they do without it, and whether the drug locks the resistant state in place. Set those three, and the model gives either answer, which is why the trials disagreeing is not a paradox. For glioblastoma, the trial’s negative result limits how fast the drug uses up the repair protein, but only where that protein is common; where it is rare the model disagrees with the trial for a different reason, and we say so.</w:t>
       </w:r>
     </w:p>
     <w:p>
